--- a/Lab10_capture.docx
+++ b/Lab10_capture.docx
@@ -4,6 +4,9 @@
   <w:body>
     <w:p>
       <w:r>
+        <w:rPr>
+          <w:noProof/>
+        </w:rPr>
         <w:drawing>
           <wp:inline distT="0" distB="0" distL="0" distR="0" wp14:anchorId="7ED79BE8" wp14:editId="79D6D3C9">
             <wp:extent cx="5760720" cy="2638425"/>
@@ -41,12 +44,12 @@
         </w:drawing>
       </w:r>
     </w:p>
-    <w:p>
-      <w:bookmarkStart w:id="0" w:name="_GoBack"/>
-      <w:bookmarkEnd w:id="0"/>
-    </w:p>
+    <w:p/>
     <w:p>
       <w:r>
+        <w:rPr>
+          <w:noProof/>
+        </w:rPr>
         <w:drawing>
           <wp:inline distT="0" distB="0" distL="0" distR="0" wp14:anchorId="6E8806FF" wp14:editId="5B2BB65F">
             <wp:extent cx="5760720" cy="2550795"/>
@@ -87,6 +90,9 @@
     <w:p/>
     <w:p>
       <w:r>
+        <w:rPr>
+          <w:noProof/>
+        </w:rPr>
         <w:drawing>
           <wp:inline distT="0" distB="0" distL="0" distR="0" wp14:anchorId="6F5863DB" wp14:editId="75AF797B">
             <wp:extent cx="5760720" cy="989965"/>
@@ -123,6 +129,129 @@
           </wp:inline>
         </w:drawing>
       </w:r>
+    </w:p>
+    <w:p/>
+    <w:p/>
+    <w:p>
+      <w:r>
+        <w:lastRenderedPageBreak/>
+        <w:drawing>
+          <wp:inline distT="0" distB="0" distL="0" distR="0" wp14:anchorId="1E5EE85A" wp14:editId="49CF301F">
+            <wp:extent cx="5760720" cy="3244850"/>
+            <wp:effectExtent l="0" t="0" r="0" b="0"/>
+            <wp:docPr id="4" name="Picture 4"/>
+            <wp:cNvGraphicFramePr>
+              <a:graphicFrameLocks xmlns:a="http://schemas.openxmlformats.org/drawingml/2006/main" noChangeAspect="1"/>
+            </wp:cNvGraphicFramePr>
+            <a:graphic xmlns:a="http://schemas.openxmlformats.org/drawingml/2006/main">
+              <a:graphicData uri="http://schemas.openxmlformats.org/drawingml/2006/picture">
+                <pic:pic xmlns:pic="http://schemas.openxmlformats.org/drawingml/2006/picture">
+                  <pic:nvPicPr>
+                    <pic:cNvPr id="1" name=""/>
+                    <pic:cNvPicPr/>
+                  </pic:nvPicPr>
+                  <pic:blipFill>
+                    <a:blip r:embed="rId7"/>
+                    <a:stretch>
+                      <a:fillRect/>
+                    </a:stretch>
+                  </pic:blipFill>
+                  <pic:spPr>
+                    <a:xfrm>
+                      <a:off x="0" y="0"/>
+                      <a:ext cx="5760720" cy="3244850"/>
+                    </a:xfrm>
+                    <a:prstGeom prst="rect">
+                      <a:avLst/>
+                    </a:prstGeom>
+                  </pic:spPr>
+                </pic:pic>
+              </a:graphicData>
+            </a:graphic>
+          </wp:inline>
+        </w:drawing>
+      </w:r>
+    </w:p>
+    <w:p>
+      <w:r>
+        <w:drawing>
+          <wp:inline distT="0" distB="0" distL="0" distR="0" wp14:anchorId="5ADBC1B5" wp14:editId="388B6E6C">
+            <wp:extent cx="5760720" cy="590550"/>
+            <wp:effectExtent l="0" t="0" r="0" b="0"/>
+            <wp:docPr id="5" name="Picture 5"/>
+            <wp:cNvGraphicFramePr>
+              <a:graphicFrameLocks xmlns:a="http://schemas.openxmlformats.org/drawingml/2006/main" noChangeAspect="1"/>
+            </wp:cNvGraphicFramePr>
+            <a:graphic xmlns:a="http://schemas.openxmlformats.org/drawingml/2006/main">
+              <a:graphicData uri="http://schemas.openxmlformats.org/drawingml/2006/picture">
+                <pic:pic xmlns:pic="http://schemas.openxmlformats.org/drawingml/2006/picture">
+                  <pic:nvPicPr>
+                    <pic:cNvPr id="1" name=""/>
+                    <pic:cNvPicPr/>
+                  </pic:nvPicPr>
+                  <pic:blipFill>
+                    <a:blip r:embed="rId8"/>
+                    <a:stretch>
+                      <a:fillRect/>
+                    </a:stretch>
+                  </pic:blipFill>
+                  <pic:spPr>
+                    <a:xfrm>
+                      <a:off x="0" y="0"/>
+                      <a:ext cx="5760720" cy="590550"/>
+                    </a:xfrm>
+                    <a:prstGeom prst="rect">
+                      <a:avLst/>
+                    </a:prstGeom>
+                  </pic:spPr>
+                </pic:pic>
+              </a:graphicData>
+            </a:graphic>
+          </wp:inline>
+        </w:drawing>
+      </w:r>
+    </w:p>
+    <w:p/>
+    <w:p>
+      <w:r>
+        <w:drawing>
+          <wp:inline distT="0" distB="0" distL="0" distR="0" wp14:anchorId="5FF825AE" wp14:editId="66FA9E5A">
+            <wp:extent cx="5760720" cy="1190625"/>
+            <wp:effectExtent l="0" t="0" r="0" b="9525"/>
+            <wp:docPr id="6" name="Picture 6"/>
+            <wp:cNvGraphicFramePr>
+              <a:graphicFrameLocks xmlns:a="http://schemas.openxmlformats.org/drawingml/2006/main" noChangeAspect="1"/>
+            </wp:cNvGraphicFramePr>
+            <a:graphic xmlns:a="http://schemas.openxmlformats.org/drawingml/2006/main">
+              <a:graphicData uri="http://schemas.openxmlformats.org/drawingml/2006/picture">
+                <pic:pic xmlns:pic="http://schemas.openxmlformats.org/drawingml/2006/picture">
+                  <pic:nvPicPr>
+                    <pic:cNvPr id="1" name=""/>
+                    <pic:cNvPicPr/>
+                  </pic:nvPicPr>
+                  <pic:blipFill>
+                    <a:blip r:embed="rId9"/>
+                    <a:stretch>
+                      <a:fillRect/>
+                    </a:stretch>
+                  </pic:blipFill>
+                  <pic:spPr>
+                    <a:xfrm>
+                      <a:off x="0" y="0"/>
+                      <a:ext cx="5760720" cy="1190625"/>
+                    </a:xfrm>
+                    <a:prstGeom prst="rect">
+                      <a:avLst/>
+                    </a:prstGeom>
+                  </pic:spPr>
+                </pic:pic>
+              </a:graphicData>
+            </a:graphic>
+          </wp:inline>
+        </w:drawing>
+      </w:r>
+      <w:bookmarkStart w:id="0" w:name="_GoBack"/>
+      <w:bookmarkEnd w:id="0"/>
     </w:p>
     <w:sectPr>
       <w:pgSz w:w="11907" w:h="16840" w:code="9"/>

--- a/Lab10_capture.docx
+++ b/Lab10_capture.docx
@@ -134,6 +134,9 @@
     <w:p/>
     <w:p>
       <w:r>
+        <w:rPr>
+          <w:noProof/>
+        </w:rPr>
         <w:lastRenderedPageBreak/>
         <w:drawing>
           <wp:inline distT="0" distB="0" distL="0" distR="0" wp14:anchorId="1E5EE85A" wp14:editId="49CF301F">
@@ -173,7 +176,23 @@
       </w:r>
     </w:p>
     <w:p>
-      <w:r>
+      <w:pPr>
+        <w:rPr>
+          <w:lang w:val="vi-VN"/>
+        </w:rPr>
+      </w:pPr>
+      <w:r>
+        <w:rPr>
+          <w:lang w:val="vi-VN"/>
+        </w:rPr>
+        <w:t>Khi đăng nhập mà là admin thì được đang nhập vào như ảnh</w:t>
+      </w:r>
+    </w:p>
+    <w:p>
+      <w:r>
+        <w:rPr>
+          <w:noProof/>
+        </w:rPr>
         <w:drawing>
           <wp:inline distT="0" distB="0" distL="0" distR="0" wp14:anchorId="5ADBC1B5" wp14:editId="388B6E6C">
             <wp:extent cx="5760720" cy="590550"/>
@@ -213,7 +232,23 @@
     </w:p>
     <w:p/>
     <w:p>
-      <w:r>
+      <w:pPr>
+        <w:rPr>
+          <w:lang w:val="vi-VN"/>
+        </w:rPr>
+      </w:pPr>
+      <w:r>
+        <w:rPr>
+          <w:lang w:val="vi-VN"/>
+        </w:rPr>
+        <w:t>Còn không phải là admin thì sẽ hiện dòng chữ như ảnh dưới đây</w:t>
+      </w:r>
+    </w:p>
+    <w:p>
+      <w:r>
+        <w:rPr>
+          <w:noProof/>
+        </w:rPr>
         <w:drawing>
           <wp:inline distT="0" distB="0" distL="0" distR="0" wp14:anchorId="5FF825AE" wp14:editId="66FA9E5A">
             <wp:extent cx="5760720" cy="1190625"/>
@@ -249,6 +284,190 @@
             </a:graphic>
           </wp:inline>
         </w:drawing>
+      </w:r>
+    </w:p>
+    <w:p>
+      <w:pPr>
+        <w:rPr>
+          <w:lang w:val="vi-VN"/>
+        </w:rPr>
+      </w:pPr>
+      <w:r>
+        <w:rPr>
+          <w:lang w:val="vi-VN"/>
+        </w:rPr>
+        <w:t xml:space="preserve">Đăng nhập mà có ghi nhớ </w:t>
+      </w:r>
+    </w:p>
+    <w:p>
+      <w:pPr>
+        <w:rPr>
+          <w:lang w:val="vi-VN"/>
+        </w:rPr>
+      </w:pPr>
+      <w:r>
+        <w:rPr>
+          <w:lang w:val="vi-VN"/>
+        </w:rPr>
+        <w:drawing>
+          <wp:inline distT="0" distB="0" distL="0" distR="0" wp14:anchorId="4AC91427" wp14:editId="68CCAB84">
+            <wp:extent cx="5760720" cy="1347470"/>
+            <wp:effectExtent l="0" t="0" r="0" b="5080"/>
+            <wp:docPr id="7" name="Picture 7"/>
+            <wp:cNvGraphicFramePr>
+              <a:graphicFrameLocks xmlns:a="http://schemas.openxmlformats.org/drawingml/2006/main" noChangeAspect="1"/>
+            </wp:cNvGraphicFramePr>
+            <a:graphic xmlns:a="http://schemas.openxmlformats.org/drawingml/2006/main">
+              <a:graphicData uri="http://schemas.openxmlformats.org/drawingml/2006/picture">
+                <pic:pic xmlns:pic="http://schemas.openxmlformats.org/drawingml/2006/picture">
+                  <pic:nvPicPr>
+                    <pic:cNvPr id="1" name=""/>
+                    <pic:cNvPicPr/>
+                  </pic:nvPicPr>
+                  <pic:blipFill>
+                    <a:blip r:embed="rId10"/>
+                    <a:stretch>
+                      <a:fillRect/>
+                    </a:stretch>
+                  </pic:blipFill>
+                  <pic:spPr>
+                    <a:xfrm>
+                      <a:off x="0" y="0"/>
+                      <a:ext cx="5760720" cy="1347470"/>
+                    </a:xfrm>
+                    <a:prstGeom prst="rect">
+                      <a:avLst/>
+                    </a:prstGeom>
+                  </pic:spPr>
+                </pic:pic>
+              </a:graphicData>
+            </a:graphic>
+          </wp:inline>
+        </w:drawing>
+      </w:r>
+    </w:p>
+    <w:p>
+      <w:pPr>
+        <w:rPr>
+          <w:lang w:val="vi-VN"/>
+        </w:rPr>
+      </w:pPr>
+    </w:p>
+    <w:p>
+      <w:pPr>
+        <w:rPr>
+          <w:lang w:val="vi-VN"/>
+        </w:rPr>
+      </w:pPr>
+      <w:r>
+        <w:rPr>
+          <w:lang w:val="vi-VN"/>
+        </w:rPr>
+        <w:t>Đăng nhập không chọn ghi nhớ</w:t>
+      </w:r>
+    </w:p>
+    <w:p>
+      <w:r>
+        <w:lastRenderedPageBreak/>
+        <w:drawing>
+          <wp:inline distT="0" distB="0" distL="0" distR="0" wp14:anchorId="70CD24A7" wp14:editId="131C7F0B">
+            <wp:extent cx="5760720" cy="1035685"/>
+            <wp:effectExtent l="0" t="0" r="0" b="0"/>
+            <wp:docPr id="8" name="Picture 8"/>
+            <wp:cNvGraphicFramePr>
+              <a:graphicFrameLocks xmlns:a="http://schemas.openxmlformats.org/drawingml/2006/main" noChangeAspect="1"/>
+            </wp:cNvGraphicFramePr>
+            <a:graphic xmlns:a="http://schemas.openxmlformats.org/drawingml/2006/main">
+              <a:graphicData uri="http://schemas.openxmlformats.org/drawingml/2006/picture">
+                <pic:pic xmlns:pic="http://schemas.openxmlformats.org/drawingml/2006/picture">
+                  <pic:nvPicPr>
+                    <pic:cNvPr id="1" name=""/>
+                    <pic:cNvPicPr/>
+                  </pic:nvPicPr>
+                  <pic:blipFill>
+                    <a:blip r:embed="rId11"/>
+                    <a:stretch>
+                      <a:fillRect/>
+                    </a:stretch>
+                  </pic:blipFill>
+                  <pic:spPr>
+                    <a:xfrm>
+                      <a:off x="0" y="0"/>
+                      <a:ext cx="5760720" cy="1035685"/>
+                    </a:xfrm>
+                    <a:prstGeom prst="rect">
+                      <a:avLst/>
+                    </a:prstGeom>
+                  </pic:spPr>
+                </pic:pic>
+              </a:graphicData>
+            </a:graphic>
+          </wp:inline>
+        </w:drawing>
+      </w:r>
+    </w:p>
+    <w:p>
+      <w:pPr>
+        <w:rPr>
+          <w:lang w:val="vi-VN"/>
+        </w:rPr>
+      </w:pPr>
+      <w:r>
+        <w:rPr>
+          <w:lang w:val="vi-VN"/>
+        </w:rPr>
+        <w:t>Và thêm nữa là nếu thoát khỏi trình duyệt và kiểm tra lại trang dashboard thì sẽ về lại trang login đăng nhập lại.</w:t>
+      </w:r>
+    </w:p>
+    <w:p>
+      <w:pPr>
+        <w:rPr>
+          <w:lang w:val="vi-VN"/>
+        </w:rPr>
+      </w:pPr>
+    </w:p>
+    <w:p>
+      <w:pPr>
+        <w:rPr>
+          <w:lang w:val="vi-VN"/>
+        </w:rPr>
+      </w:pPr>
+      <w:r>
+        <w:rPr>
+          <w:lang w:val="vi-VN"/>
+        </w:rPr>
+        <w:t>xóa cookie :</w:t>
+      </w:r>
+    </w:p>
+    <w:p>
+      <w:pPr>
+        <w:rPr>
+          <w:lang w:val="vi-VN"/>
+        </w:rPr>
+      </w:pPr>
+      <w:r>
+        <w:rPr>
+          <w:lang w:val="vi-VN"/>
+        </w:rPr>
+        <w:t xml:space="preserve">khi xóa </w:t>
+      </w:r>
+      <w:r>
+        <w:rPr>
+          <w:lang w:val="vi-VN"/>
+        </w:rPr>
+        <w:t xml:space="preserve">username ở </w:t>
+      </w:r>
+      <w:r>
+        <w:rPr>
+          <w:lang w:val="vi-VN"/>
+        </w:rPr>
+        <w:t xml:space="preserve">cookie </w:t>
+      </w:r>
+      <w:r>
+        <w:rPr>
+          <w:lang w:val="vi-VN"/>
+        </w:rPr>
+        <w:t>và thoát khỏi trình duyệt rồi chạy lại bài đến trang dashboard thì sẽ về lại trang login</w:t>
       </w:r>
       <w:bookmarkStart w:id="0" w:name="_GoBack"/>
       <w:bookmarkEnd w:id="0"/>
